--- a/research/TRD-EHR/paper1-trd-prediction/parts/supplement/21-s7-record-length-and-prediction.docx
+++ b/research/TRD-EHR/paper1-trd-prediction/parts/supplement/21-s7-record-length-and-prediction.docx
@@ -24,7 +24,7 @@
         <w:pStyle w:val="BodyText"/>
       </w:pPr>
       <w:r>
-        <w:t xml:space="preserve">Using the full recorded history, outcome correlations were small: Spearman ρ=−0.073 for pre-index history length, −0.064 for encounter count, and −0.029 for diagnosis-to-index interval. Same-day diagnosis and prescribing occurred in 27,906 patients with outcome frequency 18.4%, compared with 14,673 patients and 15.9% for delayed prescribing. These weak marginal relationships do not rule out care-process contributions to prediction.</w:t>
+        <w:t xml:space="preserve">Using the full recorded history, outcome correlations were small: Spearman ρ=−0.073 for pre-index history length, −0.064 for encounter count, and −0.029 for diagnosis-to-index interval. Prescribing on the day of diagnosis or the next day occurred in 27,906 patients, with outcome frequency 18.4%, compared with 14,673 patients and 15.9% for later prescribing. These weak marginal relationships do not rule out care-process contributions to prediction.</w:t>
       </w:r>
     </w:p>
     <w:p>
@@ -260,7 +260,7 @@
         <w:pStyle w:val="BodyText"/>
       </w:pPr>
       <w:r>
-        <w:t xml:space="preserve">Figure S10. Record length, diagnosis-to-index interval, encounter count, and outcome frequency by prescription timing. A–C show outcome-stratified distributions; axes are truncated as labeled in the original plots. D compares same-day and delayed prescribing, with group counts above bars and the 17.5% cohort reference as a dashed line.</w:t>
+        <w:t xml:space="preserve">Figure S10. Record length, diagnosis-to-index interval, encounter count, and outcome frequency by prescription timing. A–C show outcome-stratified distributions; axes are truncated as labeled in the original plots. D compares prescribing within 1 day of diagnosis with later prescribing, with group counts above bars and the 17.5% cohort reference as a dashed line.</w:t>
       </w:r>
     </w:p>
     <w:p>
@@ -268,7 +268,7 @@
         <w:pStyle w:val="BodyText"/>
       </w:pPr>
       <w:r>
-        <w:t xml:space="preserve">The held-out test set was divided into quintiles of pre-index history length and the neighbor-weighted predictor was scored within each quintile. The primary retrieval arm, nearest retrieval at k = 50 under plain cosine similarity, is reported in Table S8.</w:t>
+        <w:t xml:space="preserve">The held-out test set was divided into quintiles of pre-index history length, and each retrieval arm was scored within each quintile at its own best k from section S6. The best k was chosen on all test patients, so these values are optimistic in the same way.</w:t>
       </w:r>
     </w:p>
     <w:p>
@@ -276,16 +276,37 @@
         <w:pStyle w:val="BodyText"/>
       </w:pPr>
       <w:r>
-        <w:t xml:space="preserve">Table S8. Neighbor-weighted discrimination by quintile of pre-index history length (nearest retrieval, plain cosine similarity, k = 50, embedded representation, held-out test set). Quintile bounds are in days of pre-index history.</w:t>
+        <w:t xml:space="preserve">Table S8. Neighbor-prediction ROC AUC by quintile of pre-index history length (embedded representation, held-out test set,</w:t>
+      </w:r>
+      <w:r>
+        <w:t xml:space="preserve"> </w:t>
+      </w:r>
+      <m:oMath>
+        <m:r>
+          <m:t>α</m:t>
+        </m:r>
+      </m:oMath>
+      <w:r>
+        <w:t xml:space="preserve"> </w:t>
+      </w:r>
+      <w:r>
+        <w:t xml:space="preserve">= 1), with bootstrap 95% CIs within each quintile. Days are the quintile’s bounds of pre-index history. Weighted: importance-weighted cosine; plain: plain cosine. Random retrieval uses uniform weights and the draw whose AUC at its best k is closest to the mean of 1,000 draws.</w:t>
       </w:r>
     </w:p>
     <w:tbl>
       <w:tblPr>
         <w:tblStyle w:val="Table"/>
-        <w:tblW w:type="pct" w:w="0.0"/>
+        <w:tblW w:type="pct" w:w="4999.999999999999"/>
         <w:tblLook w:firstRow="1" w:lastRow="0" w:firstColumn="0" w:lastColumn="0" w:noHBand="0" w:noVBand="0" w:val="0020"/>
       </w:tblPr>
-      <w:tblGrid/>
+      <w:tblGrid>
+        <w:gridCol w:w="1066"/>
+        <w:gridCol w:w="685"/>
+        <w:gridCol w:w="685"/>
+        <w:gridCol w:w="1827"/>
+        <w:gridCol w:w="1827"/>
+        <w:gridCol w:w="1827"/>
+      </w:tblGrid>
       <w:tr>
         <w:tc>
           <w:p>
@@ -298,37 +319,82 @@
                 <w:bCs/>
                 <w:b/>
               </w:rPr>
-              <w:t xml:space="preserve">Pre-index history (days)</w:t>
-            </w:r>
-          </w:p>
-        </w:tc>
-        <w:tc>
-          <w:p>
-            <w:pPr>
-              <w:pStyle w:val="Compact"/>
-              <w:jc w:val="left"/>
+              <w:t xml:space="preserve">Days</w:t>
+            </w:r>
+          </w:p>
+        </w:tc>
+        <w:tc>
+          <w:p>
+            <w:pPr>
+              <w:pStyle w:val="Compact"/>
+              <w:jc w:val="right"/>
             </w:pPr>
             <w:r>
               <w:rPr>
                 <w:bCs/>
                 <w:b/>
               </w:rPr>
-              <w:t xml:space="preserve">Patients</w:t>
-            </w:r>
-          </w:p>
-        </w:tc>
-        <w:tc>
-          <w:p>
-            <w:pPr>
-              <w:pStyle w:val="Compact"/>
-              <w:jc w:val="left"/>
+              <w:t xml:space="preserve">n</w:t>
+            </w:r>
+          </w:p>
+        </w:tc>
+        <w:tc>
+          <w:p>
+            <w:pPr>
+              <w:pStyle w:val="Compact"/>
+              <w:jc w:val="right"/>
             </w:pPr>
             <w:r>
               <w:rPr>
                 <w:bCs/>
                 <w:b/>
               </w:rPr>
-              <w:t xml:space="preserve">ROC AUC</w:t>
+              <w:t xml:space="preserve">Events</w:t>
+            </w:r>
+          </w:p>
+        </w:tc>
+        <w:tc>
+          <w:p>
+            <w:pPr>
+              <w:pStyle w:val="Compact"/>
+              <w:jc w:val="left"/>
+            </w:pPr>
+            <w:r>
+              <w:rPr>
+                <w:bCs/>
+                <w:b/>
+              </w:rPr>
+              <w:t xml:space="preserve">Weighted, k = 295</w:t>
+            </w:r>
+          </w:p>
+        </w:tc>
+        <w:tc>
+          <w:p>
+            <w:pPr>
+              <w:pStyle w:val="Compact"/>
+              <w:jc w:val="left"/>
+            </w:pPr>
+            <w:r>
+              <w:rPr>
+                <w:bCs/>
+                <w:b/>
+              </w:rPr>
+              <w:t xml:space="preserve">Plain, k = 757</w:t>
+            </w:r>
+          </w:p>
+        </w:tc>
+        <w:tc>
+          <w:p>
+            <w:pPr>
+              <w:pStyle w:val="Compact"/>
+              <w:jc w:val="left"/>
+            </w:pPr>
+            <w:r>
+              <w:rPr>
+                <w:bCs/>
+                <w:b/>
+              </w:rPr>
+              <w:t xml:space="preserve">Random, k = 32,720</w:t>
             </w:r>
           </w:p>
         </w:tc>
@@ -349,10 +415,32 @@
           <w:p>
             <w:pPr>
               <w:pStyle w:val="Compact"/>
+              <w:jc w:val="right"/>
+            </w:pPr>
+            <w:r>
+              <w:t xml:space="preserve">1,706</w:t>
+            </w:r>
+          </w:p>
+        </w:tc>
+        <w:tc>
+          <w:p>
+            <w:pPr>
+              <w:pStyle w:val="Compact"/>
+              <w:jc w:val="right"/>
+            </w:pPr>
+            <w:r>
+              <w:t xml:space="preserve">372</w:t>
+            </w:r>
+          </w:p>
+        </w:tc>
+        <w:tc>
+          <w:p>
+            <w:pPr>
+              <w:pStyle w:val="Compact"/>
               <w:jc w:val="left"/>
             </w:pPr>
             <w:r>
-              <w:t xml:space="preserve">1,706</w:t>
+              <w:t xml:space="preserve">0.625 (0.592–0.657)</w:t>
             </w:r>
           </w:p>
         </w:tc>
@@ -363,7 +451,18 @@
               <w:jc w:val="left"/>
             </w:pPr>
             <w:r>
-              <w:t xml:space="preserve">0.580</w:t>
+              <w:t xml:space="preserve">0.619 (0.585–0.651)</w:t>
+            </w:r>
+          </w:p>
+        </w:tc>
+        <w:tc>
+          <w:p>
+            <w:pPr>
+              <w:pStyle w:val="Compact"/>
+              <w:jc w:val="left"/>
+            </w:pPr>
+            <w:r>
+              <w:t xml:space="preserve">0.479 (0.447–0.513)</w:t>
             </w:r>
           </w:p>
         </w:tc>
@@ -376,7 +475,29 @@
               <w:jc w:val="left"/>
             </w:pPr>
             <w:r>
-              <w:t xml:space="preserve">1,110–1,554</w:t>
+              <w:t xml:space="preserve">1,111–1,554</w:t>
+            </w:r>
+          </w:p>
+        </w:tc>
+        <w:tc>
+          <w:p>
+            <w:pPr>
+              <w:pStyle w:val="Compact"/>
+              <w:jc w:val="right"/>
+            </w:pPr>
+            <w:r>
+              <w:t xml:space="preserve">1,704</w:t>
+            </w:r>
+          </w:p>
+        </w:tc>
+        <w:tc>
+          <w:p>
+            <w:pPr>
+              <w:pStyle w:val="Compact"/>
+              <w:jc w:val="right"/>
+            </w:pPr>
+            <w:r>
+              <w:t xml:space="preserve">317</w:t>
             </w:r>
           </w:p>
         </w:tc>
@@ -387,7 +508,7 @@
               <w:jc w:val="left"/>
             </w:pPr>
             <w:r>
-              <w:t xml:space="preserve">1,704</w:t>
+              <w:t xml:space="preserve">0.624 (0.590–0.658)</w:t>
             </w:r>
           </w:p>
         </w:tc>
@@ -398,7 +519,18 @@
               <w:jc w:val="left"/>
             </w:pPr>
             <w:r>
-              <w:t xml:space="preserve">0.598</w:t>
+              <w:t xml:space="preserve">0.619 (0.584–0.652)</w:t>
+            </w:r>
+          </w:p>
+        </w:tc>
+        <w:tc>
+          <w:p>
+            <w:pPr>
+              <w:pStyle w:val="Compact"/>
+              <w:jc w:val="left"/>
+            </w:pPr>
+            <w:r>
+              <w:t xml:space="preserve">0.526 (0.489–0.561)</w:t>
             </w:r>
           </w:p>
         </w:tc>
@@ -411,7 +543,29 @@
               <w:jc w:val="left"/>
             </w:pPr>
             <w:r>
-              <w:t xml:space="preserve">1,554–2,066</w:t>
+              <w:t xml:space="preserve">1,555–2,066</w:t>
+            </w:r>
+          </w:p>
+        </w:tc>
+        <w:tc>
+          <w:p>
+            <w:pPr>
+              <w:pStyle w:val="Compact"/>
+              <w:jc w:val="right"/>
+            </w:pPr>
+            <w:r>
+              <w:t xml:space="preserve">1,701</w:t>
+            </w:r>
+          </w:p>
+        </w:tc>
+        <w:tc>
+          <w:p>
+            <w:pPr>
+              <w:pStyle w:val="Compact"/>
+              <w:jc w:val="right"/>
+            </w:pPr>
+            <w:r>
+              <w:t xml:space="preserve">290</w:t>
             </w:r>
           </w:p>
         </w:tc>
@@ -422,7 +576,7 @@
               <w:jc w:val="left"/>
             </w:pPr>
             <w:r>
-              <w:t xml:space="preserve">1,701</w:t>
+              <w:t xml:space="preserve">0.600 (0.564–0.636)</w:t>
             </w:r>
           </w:p>
         </w:tc>
@@ -433,7 +587,18 @@
               <w:jc w:val="left"/>
             </w:pPr>
             <w:r>
-              <w:t xml:space="preserve">0.582</w:t>
+              <w:t xml:space="preserve">0.608 (0.572–0.643)</w:t>
+            </w:r>
+          </w:p>
+        </w:tc>
+        <w:tc>
+          <w:p>
+            <w:pPr>
+              <w:pStyle w:val="Compact"/>
+              <w:jc w:val="left"/>
+            </w:pPr>
+            <w:r>
+              <w:t xml:space="preserve">0.531 (0.492–0.564)</w:t>
             </w:r>
           </w:p>
         </w:tc>
@@ -446,7 +611,29 @@
               <w:jc w:val="left"/>
             </w:pPr>
             <w:r>
-              <w:t xml:space="preserve">2,066–2,733</w:t>
+              <w:t xml:space="preserve">2,067–2,733</w:t>
+            </w:r>
+          </w:p>
+        </w:tc>
+        <w:tc>
+          <w:p>
+            <w:pPr>
+              <w:pStyle w:val="Compact"/>
+              <w:jc w:val="right"/>
+            </w:pPr>
+            <w:r>
+              <w:t xml:space="preserve">1,704</w:t>
+            </w:r>
+          </w:p>
+        </w:tc>
+        <w:tc>
+          <w:p>
+            <w:pPr>
+              <w:pStyle w:val="Compact"/>
+              <w:jc w:val="right"/>
+            </w:pPr>
+            <w:r>
+              <w:t xml:space="preserve">282</w:t>
             </w:r>
           </w:p>
         </w:tc>
@@ -457,7 +644,7 @@
               <w:jc w:val="left"/>
             </w:pPr>
             <w:r>
-              <w:t xml:space="preserve">1,704</w:t>
+              <w:t xml:space="preserve">0.633 (0.598–0.669)</w:t>
             </w:r>
           </w:p>
         </w:tc>
@@ -468,7 +655,18 @@
               <w:jc w:val="left"/>
             </w:pPr>
             <w:r>
-              <w:t xml:space="preserve">0.610</w:t>
+              <w:t xml:space="preserve">0.626 (0.592–0.663)</w:t>
+            </w:r>
+          </w:p>
+        </w:tc>
+        <w:tc>
+          <w:p>
+            <w:pPr>
+              <w:pStyle w:val="Compact"/>
+              <w:jc w:val="left"/>
+            </w:pPr>
+            <w:r>
+              <w:t xml:space="preserve">0.487 (0.449–0.523)</w:t>
             </w:r>
           </w:p>
         </w:tc>
@@ -481,7 +679,29 @@
               <w:jc w:val="left"/>
             </w:pPr>
             <w:r>
-              <w:t xml:space="preserve">2,733–5,288</w:t>
+              <w:t xml:space="preserve">2,734–5,288</w:t>
+            </w:r>
+          </w:p>
+        </w:tc>
+        <w:tc>
+          <w:p>
+            <w:pPr>
+              <w:pStyle w:val="Compact"/>
+              <w:jc w:val="right"/>
+            </w:pPr>
+            <w:r>
+              <w:t xml:space="preserve">1,701</w:t>
+            </w:r>
+          </w:p>
+        </w:tc>
+        <w:tc>
+          <w:p>
+            <w:pPr>
+              <w:pStyle w:val="Compact"/>
+              <w:jc w:val="right"/>
+            </w:pPr>
+            <w:r>
+              <w:t xml:space="preserve">230</w:t>
             </w:r>
           </w:p>
         </w:tc>
@@ -492,7 +712,7 @@
               <w:jc w:val="left"/>
             </w:pPr>
             <w:r>
-              <w:t xml:space="preserve">1,701</w:t>
+              <w:t xml:space="preserve">0.619 (0.580–0.655)</w:t>
             </w:r>
           </w:p>
         </w:tc>
@@ -503,7 +723,18 @@
               <w:jc w:val="left"/>
             </w:pPr>
             <w:r>
-              <w:t xml:space="preserve">0.578</w:t>
+              <w:t xml:space="preserve">0.598 (0.561–0.636)</w:t>
+            </w:r>
+          </w:p>
+        </w:tc>
+        <w:tc>
+          <w:p>
+            <w:pPr>
+              <w:pStyle w:val="Compact"/>
+              <w:jc w:val="left"/>
+            </w:pPr>
+            <w:r>
+              <w:t xml:space="preserve">0.479 (0.437–0.519)</w:t>
             </w:r>
           </w:p>
         </w:tc>
@@ -514,7 +745,7 @@
         <w:pStyle w:val="BodyText"/>
       </w:pPr>
       <w:r>
-        <w:t xml:space="preserve">AUC ranged from 0.578 to 0.610 across quintiles without a monotonic trend. This does not establish independence from record volume; differing case mix and imprecision within strata limit interpretation.</w:t>
+        <w:t xml:space="preserve">AUC ranged from 0.600 to 0.633 for importance-weighted and 0.598 to 0.626 for plain cosine retrieval, without a monotonic trend, and every quintile’s interval overlapped the others. Random retrieval stayed near 0.5, and its interval included 0.5 in every quintile. This does not establish independence from record volume; differing case mix and imprecision within strata limit interpretation.</w:t>
       </w:r>
     </w:p>
     <w:p>
@@ -522,7 +753,7 @@
         <w:pStyle w:val="BodyText"/>
       </w:pPr>
       <w:r>
-        <w:t xml:space="preserve">The stratification covers neighbor prediction only, not the trained classifiers. Each quintile contained about 1,700 patients. An analysis by embedding-neighborhood density was not interpretable because 3 of 5 bins were empty.</w:t>
+        <w:t xml:space="preserve">The stratification covers neighbor prediction only, not the trained classifiers. Each quintile contained about 1,700 patients.</w:t>
       </w:r>
     </w:p>
     <w:bookmarkEnd w:id="24"/>

--- a/research/TRD-EHR/paper1-trd-prediction/parts/supplement/21-s7-record-length-and-prediction.docx
+++ b/research/TRD-EHR/paper1-trd-prediction/parts/supplement/21-s7-record-length-and-prediction.docx
@@ -24,7 +24,7 @@
         <w:pStyle w:val="BodyText"/>
       </w:pPr>
       <w:r>
-        <w:t xml:space="preserve">Using the full recorded history, outcome correlations were small: Spearman ρ=−0.073 for pre-index history length, −0.064 for encounter count, and −0.029 for diagnosis-to-index interval. Prescribing on the day of diagnosis or the next day occurred in 27,906 patients, with outcome frequency 18.4%, compared with 14,673 patients and 15.9% for later prescribing. These weak marginal relationships do not rule out care-process contributions to prediction.</w:t>
+        <w:t xml:space="preserve">Using the full recorded history, outcome correlations were small: Spearman ρ=−0.073 (95% CI −0.082 to −0.064) for pre-index history length, −0.064 (95% CI −0.073 to −0.054) for encounter count, and −0.029 (95% CI −0.038 to −0.020) for diagnosis-to-index interval. Prescribing on the day of diagnosis or the next day occurred in 27,906 patients, with outcome frequency 18.4% (95% CI 17.9–18.8), compared with 14,673 patients and 15.9% (95% CI 15.3–16.5) for later prescribing. These weak marginal relationships do not rule out care-process contributions to prediction.</w:t>
       </w:r>
     </w:p>
     <w:p>
@@ -222,7 +222,7 @@
               <a:graphicData uri="http://schemas.openxmlformats.org/drawingml/2006/picture">
                 <pic:pic>
                   <pic:nvPicPr>
-                    <pic:cNvPr descr="../notebooks/figures/trd_rate_by_delayed_mdd_to_anchor_days.png" id="0" name="Picture"/>
+                    <pic:cNvPr descr="../results/review/metric_intervals/trd_rate_by_prescription_timing.png" id="0" name="Picture"/>
                     <pic:cNvPicPr>
                       <a:picLocks noChangeArrowheads="1" noChangeAspect="1"/>
                     </pic:cNvPicPr>
@@ -260,7 +260,7 @@
         <w:pStyle w:val="BodyText"/>
       </w:pPr>
       <w:r>
-        <w:t xml:space="preserve">Figure S10. Record length, diagnosis-to-index interval, encounter count, and outcome frequency by prescription timing. A–C show outcome-stratified distributions; axes are truncated as labeled in the original plots. D compares prescribing within 1 day of diagnosis with later prescribing, with group counts above bars and the 17.5% cohort reference as a dashed line.</w:t>
+        <w:t xml:space="preserve">Figure S10. Record length, diagnosis-to-index interval, encounter count, and outcome frequency by prescription timing. A–C show outcome-stratified distributions; axes are truncated as labeled in the original plots. D compares prescribing within 1 day of diagnosis (the day of diagnosis or the next day) with prescribing 2 or more days later. Bars carry Wilson 95% CIs, and each bar is labeled with its outcome frequency and counts. The dashed line is the cohort outcome frequency, 17.5%, with its 95% CI (17.2–17.9) shaded.</w:t>
       </w:r>
     </w:p>
     <w:p>
